--- a/facilitator-guide-prioritisation.docx
+++ b/facilitator-guide-prioritisation.docx
@@ -23,7 +23,7 @@
         <w:pStyle w:val="Small"/>
       </w:pPr>
       <w:r>
-        <w:t xml:space="preserve">Facilitator Run-Sheet · Plan · Value vs. Effort · Cost of Delay · MoSCoW · Now / Next / Later</w:t>
+        <w:t xml:space="preserve">Facilitator Run-Sheet · Plan · Value vs. Effort · Cost of Delay (WSJF) · MoSCoW · Now / Next / Later</w:t>
       </w:r>
     </w:p>
     <w:p>
@@ -57,7 +57,16 @@
         <w:t xml:space="preserve">cost of delay</w:t>
       </w:r>
       <w:r>
-        <w:t xml:space="preserve"> (CD3, from Don Reinertsen) to rank the top few with numbers, </w:t>
+        <w:t xml:space="preserve"> to rank the top few with numbers (CD3 from Don Reinertsen, which SAFe calls </w:t>
+      </w:r>
+      <w:r>
+        <w:rPr>
+          <w:b/>
+        </w:rPr>
+        <w:t xml:space="preserve">WSJF</w:t>
+      </w:r>
+      <w:r>
+        <w:t xml:space="preserve">, Weighted Shortest Job First), </w:t>
       </w:r>
       <w:r>
         <w:rPr>
@@ -426,7 +435,7 @@
           </w:tcPr>
           <w:p>
             <w:r>
-              <w:t xml:space="preserve">2 · Cost of Delay</w:t>
+              <w:t xml:space="preserve">2 · Cost of Delay (WSJF)</w:t>
             </w:r>
           </w:p>
         </w:tc>
@@ -436,7 +445,7 @@
           </w:tcPr>
           <w:p>
             <w:r>
-              <w:t xml:space="preserve">Take the top 5–8 items. Score value, time criticality and risk reduction relative to each other. Divide by size and rank.</w:t>
+              <w:t xml:space="preserve">Take the top 5–8 items. Score one column at a time across all items: value, then time criticality, then risk reduction. The smallest item in each column scores 1. Add them up for the cost of delay, divide by job size and rank.</w:t>
             </w:r>
           </w:p>
         </w:tc>
@@ -601,43 +610,43 @@
         <w:pStyle w:val="Heading2"/>
       </w:pPr>
       <w:r>
-        <w:t xml:space="preserve">2 · Cost of Delay</w:t>
-      </w:r>
-    </w:p>
-    <w:p>
-      <w:pPr>
-        <w:pStyle w:val="ListBullet"/>
-        <w:numPr>
-          <w:ilvl w:val="0"/>
-          <w:numId w:val="1"/>
-        </w:numPr>
-      </w:pPr>
-      <w:r>
-        <w:t xml:space="preserve">Score each column relative to the lowest item</w:t>
-      </w:r>
-    </w:p>
-    <w:p>
-      <w:pPr>
-        <w:pStyle w:val="ListBullet"/>
-        <w:numPr>
-          <w:ilvl w:val="0"/>
-          <w:numId w:val="1"/>
-        </w:numPr>
-      </w:pPr>
-      <w:r>
-        <w:t xml:space="preserve">CoD / size gives the order</w:t>
-      </w:r>
-    </w:p>
-    <w:p>
-      <w:pPr>
-        <w:pStyle w:val="ListBullet"/>
-        <w:numPr>
-          <w:ilvl w:val="0"/>
-          <w:numId w:val="1"/>
-        </w:numPr>
-      </w:pPr>
-      <w:r>
-        <w:t xml:space="preserve">Use it for the top few only</w:t>
+        <w:t xml:space="preserve">2 · Cost of Delay (WSJF)</w:t>
+      </w:r>
+    </w:p>
+    <w:p>
+      <w:pPr>
+        <w:pStyle w:val="ListBullet"/>
+        <w:numPr>
+          <w:ilvl w:val="0"/>
+          <w:numId w:val="1"/>
+        </w:numPr>
+      </w:pPr>
+      <w:r>
+        <w:t xml:space="preserve">One column at a time, across all items</w:t>
+      </w:r>
+    </w:p>
+    <w:p>
+      <w:pPr>
+        <w:pStyle w:val="ListBullet"/>
+        <w:numPr>
+          <w:ilvl w:val="0"/>
+          <w:numId w:val="1"/>
+        </w:numPr>
+      </w:pPr>
+      <w:r>
+        <w:t xml:space="preserve">Smallest item scores 1 in each column</w:t>
+      </w:r>
+    </w:p>
+    <w:p>
+      <w:pPr>
+        <w:pStyle w:val="ListBullet"/>
+        <w:numPr>
+          <w:ilvl w:val="0"/>
+          <w:numId w:val="1"/>
+        </w:numPr>
+      </w:pPr>
+      <w:r>
+        <w:t xml:space="preserve">CoD / job size gives the order</w:t>
       </w:r>
     </w:p>
     <w:p>
@@ -807,10 +816,21 @@
         <w:rPr>
           <w:b/>
         </w:rPr>
+        <w:t xml:space="preserve">Other scoring models. </w:t>
+      </w:r>
+      <w:r>
+        <w:t xml:space="preserve">RICE (reach × impact × confidence, divided by effort) suits teams with usage data; the Kano model sorts features into basics, performance and delighters. Pick one model and use it consistently.</w:t>
+      </w:r>
+    </w:p>
+    <w:p>
+      <w:r>
+        <w:rPr>
+          <w:b/>
+        </w:rPr>
         <w:t xml:space="preserve">Common pitfalls: </w:t>
       </w:r>
       <w:r>
-        <w:t xml:space="preserve">scoring items in isolation; letting the loudest stakeholder set the order; everything as a Must; a roadmap full of dates and features instead of outcomes; using cost of delay for 50 items; never revisiting it.</w:t>
+        <w:t xml:space="preserve">scoring all of one item's columns before moving to the next (score one column across every item instead); scoring items in isolation; letting the loudest stakeholder set the order; everything as a Must; a roadmap full of dates and features instead of outcomes; using cost of delay for 50 items; never revisiting it.</w:t>
       </w:r>
     </w:p>
     <w:p>

--- a/facilitator-guide-prioritisation.docx
+++ b/facilitator-guide-prioritisation.docx
@@ -926,6 +926,117 @@
       </w:r>
       <w:r>
         <w:t xml:space="preserve"> each iteration, with a retrospective from the Retro Kit to close the loop. The break-down tools (Epic Canvas, Story Map, Story Splitting, Example Mapping) sit between vision and planning.</w:t>
+      </w:r>
+    </w:p>
+    <w:p>
+      <w:pPr>
+        <w:pStyle w:val="Heading1"/>
+      </w:pPr>
+      <w:r>
+        <w:t xml:space="preserve">Recreate it in your whiteboard</w:t>
+      </w:r>
+    </w:p>
+    <w:p>
+      <w:pPr>
+        <w:pStyle w:val="Small"/>
+      </w:pPr>
+      <w:r>
+        <w:t xml:space="preserve">Paste this into your whiteboard's AI assistant (for example Miro AI or Atlassian Rovo) or a general assistant, to get an editable, native version of the board. Results vary by tool, so expect to tidy it up. For an exact copy, import the SVG as a locked background instead.</w:t>
+      </w:r>
+    </w:p>
+    <w:p>
+      <w:r>
+        <w:t xml:space="preserve">Create an editable whiteboard for “Prioritisation Board”, a workshop board.</w:t>
+      </w:r>
+    </w:p>
+    <w:p>
+      <w:r>
+        <w:t xml:space="preserve">Purpose: Compare value and effort, put a number on the cost of delay, agree what's in, and lay out Now, Next and Later.</w:t>
+      </w:r>
+    </w:p>
+    <w:p>
+      <w:r>
+        <w:t xml:space="preserve">Layout: a wide landscape board (about 16:11). Make one frame per section below, placed as described. In each frame, add the section name as a heading, then its content as short text labels or empty fields to fill in. Leave space in each frame for sticky notes. Use the header colour given. Keep the wording as written and don't add extra content.</w:t>
+      </w:r>
+    </w:p>
+    <w:p>
+      <w:r>
+        <w:t xml:space="preserve">Header fields to fill in: Product / Scope, Date</w:t>
+      </w:r>
+    </w:p>
+    <w:p>
+      <w:r>
+        <w:t xml:space="preserve">Sections:</w:t>
+      </w:r>
+    </w:p>
+    <w:p>
+      <w:r>
+        <w:t xml:space="preserve">1. Value vs. Effort: top left, about 50% wide and 65% tall; header colour blue.</w:t>
+      </w:r>
+    </w:p>
+    <w:p>
+      <w:r>
+        <w:t xml:space="preserve">   Subtitle: Place each item on the grid</w:t>
+      </w:r>
+    </w:p>
+    <w:p>
+      <w:r>
+        <w:t xml:space="preserve">   Content: Quick Wins · Big Bets · High value · low effort · do these first · High value · high effort · slice them first · Fill-ins · Money Pits · Low value · low effort · if there's spare time · Low value · high effort · avoid or drop · Low effort: · Effort →: · High effort:</w:t>
+      </w:r>
+    </w:p>
+    <w:p>
+      <w:r>
+        <w:t xml:space="preserve">2. Cost of Delay · WSJF: top right, about 50% wide and 30% tall; header colour purple.</w:t>
+      </w:r>
+    </w:p>
+    <w:p>
+      <w:r>
+        <w:t xml:space="preserve">   Subtitle: Cd3 · called wsjf in safe · highest score first</w:t>
+      </w:r>
+    </w:p>
+    <w:p>
+      <w:r>
+        <w:t xml:space="preserve">   Content: Score one column at a time across all items: 1, 2, 3, 5, 8, 13 (smallest item = 1). CoD = value + time + risk. · Item: · Value: · Time: · Risk / opp.: · Cod: · Job size: · Cod / size: · Rank:</w:t>
+      </w:r>
+    </w:p>
+    <w:p>
+      <w:r>
+        <w:t xml:space="preserve">3. MoSCoW: middle right, about 50% wide and 30% tall; header colour orange.</w:t>
+      </w:r>
+    </w:p>
+    <w:p>
+      <w:r>
+        <w:t xml:space="preserve">   Subtitle: For a fixed date or scope</w:t>
+      </w:r>
+    </w:p>
+    <w:p>
+      <w:r>
+        <w:t xml:space="preserve">   Content: Must · Should · Could · Won't (this time) · Fails without it · Important, not vital · Nice if there's time · Agreed out</w:t>
+      </w:r>
+    </w:p>
+    <w:p>
+      <w:r>
+        <w:t xml:space="preserve">4. Now · Next · Later: bottom full width, about 100% wide and 35% tall; header colour dark green.</w:t>
+      </w:r>
+    </w:p>
+    <w:p>
+      <w:r>
+        <w:t xml:space="preserve">   Subtitle: A roadmap of outcomes, not dates</w:t>
+      </w:r>
+    </w:p>
+    <w:p>
+      <w:r>
+        <w:t xml:space="preserve">   Content: Now: · Committed and in progress · Next: · Planned and being shaped · Later: · Ideas and options, not committed · Outcome: (×3)</w:t>
+      </w:r>
+    </w:p>
+    <w:p>
+      <w:r>
+        <w:t xml:space="preserve">Footer questions: “What does it cost us, each week, to not have this yet?” “If we could only do one thing this quarter, what would it be?”</w:t>
+      </w:r>
+    </w:p>
+    <w:p>
+      <w:r>
+        <w:t xml:space="preserve">Original board for reference: https://eparker71.github.io/agile-ways-of-working/prioritisation-board.html</w:t>
       </w:r>
     </w:p>
     <w:p>

--- a/facilitator-guide-prioritisation.docx
+++ b/facilitator-guide-prioritisation.docx
@@ -238,7 +238,7 @@
         </w:numPr>
       </w:pPr>
       <w:r>
-        <w:t xml:space="preserve">Print the board at A3 or larger, or load the SVG as a digital background</w:t>
+        <w:t xml:space="preserve">Print the board at A3 or 11×17 (Tabloid), or larger, or load the SVG as a digital background</w:t>
       </w:r>
     </w:p>
     <w:p>

--- a/facilitator-guide-prioritisation.docx
+++ b/facilitator-guide-prioritisation.docx
@@ -991,12 +991,12 @@
     </w:p>
     <w:p>
       <w:r>
-        <w:t xml:space="preserve">   Subtitle: Cd3 · called wsjf in safe · highest score first</w:t>
-      </w:r>
-    </w:p>
-    <w:p>
-      <w:r>
-        <w:t xml:space="preserve">   Content: Score one column at a time across all items: 1, 2, 3, 5, 8, 13 (smallest item = 1). CoD = value + time + risk. · Item: · Value: · Time: · Risk / opp.: · Cod: · Job size: · Cod / size: · Rank:</w:t>
+        <w:t xml:space="preserve">   Subtitle: CD3 · called WSJF in SAFe · highest score first</w:t>
+      </w:r>
+    </w:p>
+    <w:p>
+      <w:r>
+        <w:t xml:space="preserve">   Content: Score one column at a time across all items: 1, 2, 3, 5, 8, 13 (smallest item = 1). CoD = value + time + risk. · Item: · Value: · Time: · Risk / opp.: · CoD: · Job size: · CoD / size: · Rank:</w:t>
       </w:r>
     </w:p>
     <w:p>
